--- a/1-运维服务目录/010101-运维服务目录管理规范.docx
+++ b/1-运维服务目录/010101-运维服务目录管理规范.docx
@@ -21,7 +21,7 @@
           <w:rFonts w:hint="default"/>
         </w:rPr>
       </w:pPr>
-      <w:bookmarkStart w:id="0" w:name="_Toc22672"/>
+      <w:bookmarkStart w:id="0" w:name="_Toc4396"/>
       <w:r>
         <w:t>运维服务目录管理规范</w:t>
       </w:r>
@@ -33,7 +33,7 @@
         <w:widowControl w:val="0"/>
         <w:spacing w:after="2160"/>
       </w:pPr>
-      <w:bookmarkStart w:id="1" w:name="_Toc21309"/>
+      <w:bookmarkStart w:id="1" w:name="_Toc18408"/>
       <w:r>
         <w:t>江苏云储智能科技有限公司</w:t>
       </w:r>
@@ -88,7 +88,7 @@
           <w:szCs w:val="28"/>
         </w:rPr>
       </w:pPr>
-      <w:bookmarkStart w:id="2" w:name="_Toc15244"/>
+      <w:bookmarkStart w:id="2" w:name="_Toc1867"/>
       <w:r>
         <w:rPr>
           <w:rFonts w:ascii="宋体" w:hAnsi="宋体" w:cs="宋体"/>
@@ -1114,7 +1114,7 @@
               <w:rFonts w:hint="eastAsia" w:ascii="Microsoft JhengHei" w:hAnsi="Microsoft JhengHei" w:cs="Microsoft JhengHei"/>
               <w:szCs w:val="24"/>
             </w:rPr>
-            <w:instrText xml:space="preserve"> HYPERLINK \l _Toc22672 </w:instrText>
+            <w:instrText xml:space="preserve"> HYPERLINK \l _Toc4396 </w:instrText>
           </w:r>
           <w:r>
             <w:rPr>
@@ -1133,7 +1133,7 @@
             <w:fldChar w:fldCharType="begin"/>
           </w:r>
           <w:r>
-            <w:instrText xml:space="preserve"> PAGEREF _Toc22672 \h </w:instrText>
+            <w:instrText xml:space="preserve"> PAGEREF _Toc4396 \h </w:instrText>
           </w:r>
           <w:r>
             <w:fldChar w:fldCharType="separate"/>
@@ -1171,7 +1171,7 @@
               <w:rFonts w:hint="eastAsia" w:ascii="Microsoft JhengHei" w:hAnsi="Microsoft JhengHei" w:eastAsia="Microsoft JhengHei" w:cs="Microsoft JhengHei"/>
               <w:szCs w:val="24"/>
             </w:rPr>
-            <w:instrText xml:space="preserve"> HYPERLINK \l _Toc21309 </w:instrText>
+            <w:instrText xml:space="preserve"> HYPERLINK \l _Toc18408 </w:instrText>
           </w:r>
           <w:r>
             <w:rPr>
@@ -1190,7 +1190,7 @@
             <w:fldChar w:fldCharType="begin"/>
           </w:r>
           <w:r>
-            <w:instrText xml:space="preserve"> PAGEREF _Toc21309 \h </w:instrText>
+            <w:instrText xml:space="preserve"> PAGEREF _Toc18408 \h </w:instrText>
           </w:r>
           <w:r>
             <w:fldChar w:fldCharType="separate"/>
@@ -1228,7 +1228,7 @@
               <w:rFonts w:hint="eastAsia" w:ascii="Microsoft JhengHei" w:hAnsi="Microsoft JhengHei" w:eastAsia="Microsoft JhengHei" w:cs="Microsoft JhengHei"/>
               <w:szCs w:val="24"/>
             </w:rPr>
-            <w:instrText xml:space="preserve"> HYPERLINK \l _Toc15244 </w:instrText>
+            <w:instrText xml:space="preserve"> HYPERLINK \l _Toc1867 </w:instrText>
           </w:r>
           <w:r>
             <w:rPr>
@@ -1252,7 +1252,7 @@
             <w:fldChar w:fldCharType="begin"/>
           </w:r>
           <w:r>
-            <w:instrText xml:space="preserve"> PAGEREF _Toc15244 \h </w:instrText>
+            <w:instrText xml:space="preserve"> PAGEREF _Toc1867 \h </w:instrText>
           </w:r>
           <w:r>
             <w:fldChar w:fldCharType="separate"/>
@@ -1290,7 +1290,7 @@
               <w:rFonts w:hint="eastAsia" w:ascii="Microsoft JhengHei" w:hAnsi="Microsoft JhengHei" w:eastAsia="Microsoft JhengHei" w:cs="Microsoft JhengHei"/>
               <w:szCs w:val="24"/>
             </w:rPr>
-            <w:instrText xml:space="preserve"> HYPERLINK \l _Toc12233 </w:instrText>
+            <w:instrText xml:space="preserve"> HYPERLINK \l _Toc16271 </w:instrText>
           </w:r>
           <w:r>
             <w:rPr>
@@ -1315,7 +1315,7 @@
             <w:fldChar w:fldCharType="begin"/>
           </w:r>
           <w:r>
-            <w:instrText xml:space="preserve"> PAGEREF _Toc12233 \h </w:instrText>
+            <w:instrText xml:space="preserve"> PAGEREF _Toc16271 \h </w:instrText>
           </w:r>
           <w:r>
             <w:fldChar w:fldCharType="separate"/>
@@ -1353,7 +1353,7 @@
               <w:rFonts w:hint="eastAsia" w:ascii="Microsoft JhengHei" w:hAnsi="Microsoft JhengHei" w:eastAsia="Microsoft JhengHei" w:cs="Microsoft JhengHei"/>
               <w:szCs w:val="24"/>
             </w:rPr>
-            <w:instrText xml:space="preserve"> HYPERLINK \l _Toc26888 </w:instrText>
+            <w:instrText xml:space="preserve"> HYPERLINK \l _Toc4076 </w:instrText>
           </w:r>
           <w:r>
             <w:rPr>
@@ -1378,7 +1378,7 @@
             <w:fldChar w:fldCharType="begin"/>
           </w:r>
           <w:r>
-            <w:instrText xml:space="preserve"> PAGEREF _Toc26888 \h </w:instrText>
+            <w:instrText xml:space="preserve"> PAGEREF _Toc4076 \h </w:instrText>
           </w:r>
           <w:r>
             <w:fldChar w:fldCharType="separate"/>
@@ -1416,7 +1416,7 @@
               <w:rFonts w:hint="eastAsia" w:ascii="Microsoft JhengHei" w:hAnsi="Microsoft JhengHei" w:eastAsia="Microsoft JhengHei" w:cs="Microsoft JhengHei"/>
               <w:szCs w:val="24"/>
             </w:rPr>
-            <w:instrText xml:space="preserve"> HYPERLINK \l _Toc25367 </w:instrText>
+            <w:instrText xml:space="preserve"> HYPERLINK \l _Toc24068 </w:instrText>
           </w:r>
           <w:r>
             <w:rPr>
@@ -1441,7 +1441,7 @@
             <w:fldChar w:fldCharType="begin"/>
           </w:r>
           <w:r>
-            <w:instrText xml:space="preserve"> PAGEREF _Toc25367 \h </w:instrText>
+            <w:instrText xml:space="preserve"> PAGEREF _Toc24068 \h </w:instrText>
           </w:r>
           <w:r>
             <w:fldChar w:fldCharType="separate"/>
@@ -1479,7 +1479,7 @@
               <w:rFonts w:hint="eastAsia" w:ascii="Microsoft JhengHei" w:hAnsi="Microsoft JhengHei" w:eastAsia="Microsoft JhengHei" w:cs="Microsoft JhengHei"/>
               <w:szCs w:val="24"/>
             </w:rPr>
-            <w:instrText xml:space="preserve"> HYPERLINK \l _Toc3187 </w:instrText>
+            <w:instrText xml:space="preserve"> HYPERLINK \l _Toc30239 </w:instrText>
           </w:r>
           <w:r>
             <w:rPr>
@@ -1504,7 +1504,7 @@
             <w:fldChar w:fldCharType="begin"/>
           </w:r>
           <w:r>
-            <w:instrText xml:space="preserve"> PAGEREF _Toc3187 \h </w:instrText>
+            <w:instrText xml:space="preserve"> PAGEREF _Toc30239 \h </w:instrText>
           </w:r>
           <w:r>
             <w:fldChar w:fldCharType="separate"/>
@@ -1542,7 +1542,7 @@
               <w:rFonts w:hint="eastAsia" w:ascii="Microsoft JhengHei" w:hAnsi="Microsoft JhengHei" w:eastAsia="Microsoft JhengHei" w:cs="Microsoft JhengHei"/>
               <w:szCs w:val="24"/>
             </w:rPr>
-            <w:instrText xml:space="preserve"> HYPERLINK \l _Toc28407 </w:instrText>
+            <w:instrText xml:space="preserve"> HYPERLINK \l _Toc9943 </w:instrText>
           </w:r>
           <w:r>
             <w:rPr>
@@ -1567,7 +1567,7 @@
             <w:fldChar w:fldCharType="begin"/>
           </w:r>
           <w:r>
-            <w:instrText xml:space="preserve"> PAGEREF _Toc28407 \h </w:instrText>
+            <w:instrText xml:space="preserve"> PAGEREF _Toc9943 \h </w:instrText>
           </w:r>
           <w:r>
             <w:fldChar w:fldCharType="separate"/>
@@ -1605,7 +1605,7 @@
               <w:rFonts w:hint="eastAsia" w:ascii="Microsoft JhengHei" w:hAnsi="Microsoft JhengHei" w:eastAsia="Microsoft JhengHei" w:cs="Microsoft JhengHei"/>
               <w:szCs w:val="24"/>
             </w:rPr>
-            <w:instrText xml:space="preserve"> HYPERLINK \l _Toc31761 </w:instrText>
+            <w:instrText xml:space="preserve"> HYPERLINK \l _Toc26884 </w:instrText>
           </w:r>
           <w:r>
             <w:rPr>
@@ -1630,7 +1630,7 @@
             <w:fldChar w:fldCharType="begin"/>
           </w:r>
           <w:r>
-            <w:instrText xml:space="preserve"> PAGEREF _Toc31761 \h </w:instrText>
+            <w:instrText xml:space="preserve"> PAGEREF _Toc26884 \h </w:instrText>
           </w:r>
           <w:r>
             <w:fldChar w:fldCharType="separate"/>
@@ -1668,7 +1668,7 @@
               <w:rFonts w:hint="eastAsia" w:ascii="Microsoft JhengHei" w:hAnsi="Microsoft JhengHei" w:eastAsia="Microsoft JhengHei" w:cs="Microsoft JhengHei"/>
               <w:szCs w:val="24"/>
             </w:rPr>
-            <w:instrText xml:space="preserve"> HYPERLINK \l _Toc1414 </w:instrText>
+            <w:instrText xml:space="preserve"> HYPERLINK \l _Toc10031 </w:instrText>
           </w:r>
           <w:r>
             <w:rPr>
@@ -1693,7 +1693,7 @@
             <w:fldChar w:fldCharType="begin"/>
           </w:r>
           <w:r>
-            <w:instrText xml:space="preserve"> PAGEREF _Toc1414 \h </w:instrText>
+            <w:instrText xml:space="preserve"> PAGEREF _Toc10031 \h </w:instrText>
           </w:r>
           <w:r>
             <w:fldChar w:fldCharType="separate"/>
@@ -1731,7 +1731,7 @@
               <w:rFonts w:hint="eastAsia" w:ascii="Microsoft JhengHei" w:hAnsi="Microsoft JhengHei" w:eastAsia="Microsoft JhengHei" w:cs="Microsoft JhengHei"/>
               <w:szCs w:val="24"/>
             </w:rPr>
-            <w:instrText xml:space="preserve"> HYPERLINK \l _Toc10955 </w:instrText>
+            <w:instrText xml:space="preserve"> HYPERLINK \l _Toc6537 </w:instrText>
           </w:r>
           <w:r>
             <w:rPr>
@@ -1756,7 +1756,7 @@
             <w:fldChar w:fldCharType="begin"/>
           </w:r>
           <w:r>
-            <w:instrText xml:space="preserve"> PAGEREF _Toc10955 \h </w:instrText>
+            <w:instrText xml:space="preserve"> PAGEREF _Toc6537 \h </w:instrText>
           </w:r>
           <w:r>
             <w:fldChar w:fldCharType="separate"/>
@@ -1794,7 +1794,7 @@
               <w:rFonts w:hint="eastAsia" w:ascii="Microsoft JhengHei" w:hAnsi="Microsoft JhengHei" w:eastAsia="Microsoft JhengHei" w:cs="Microsoft JhengHei"/>
               <w:szCs w:val="24"/>
             </w:rPr>
-            <w:instrText xml:space="preserve"> HYPERLINK \l _Toc14913 </w:instrText>
+            <w:instrText xml:space="preserve"> HYPERLINK \l _Toc19227 </w:instrText>
           </w:r>
           <w:r>
             <w:rPr>
@@ -1819,7 +1819,7 @@
             <w:fldChar w:fldCharType="begin"/>
           </w:r>
           <w:r>
-            <w:instrText xml:space="preserve"> PAGEREF _Toc14913 \h </w:instrText>
+            <w:instrText xml:space="preserve"> PAGEREF _Toc19227 \h </w:instrText>
           </w:r>
           <w:r>
             <w:fldChar w:fldCharType="separate"/>
@@ -1857,7 +1857,7 @@
               <w:rFonts w:hint="eastAsia" w:ascii="Microsoft JhengHei" w:hAnsi="Microsoft JhengHei" w:eastAsia="Microsoft JhengHei" w:cs="Microsoft JhengHei"/>
               <w:szCs w:val="24"/>
             </w:rPr>
-            <w:instrText xml:space="preserve"> HYPERLINK \l _Toc382 </w:instrText>
+            <w:instrText xml:space="preserve"> HYPERLINK \l _Toc12016 </w:instrText>
           </w:r>
           <w:r>
             <w:rPr>
@@ -1882,7 +1882,7 @@
             <w:fldChar w:fldCharType="begin"/>
           </w:r>
           <w:r>
-            <w:instrText xml:space="preserve"> PAGEREF _Toc382 \h </w:instrText>
+            <w:instrText xml:space="preserve"> PAGEREF _Toc12016 \h </w:instrText>
           </w:r>
           <w:r>
             <w:fldChar w:fldCharType="separate"/>
@@ -1920,7 +1920,7 @@
               <w:rFonts w:hint="eastAsia" w:ascii="Microsoft JhengHei" w:hAnsi="Microsoft JhengHei" w:eastAsia="Microsoft JhengHei" w:cs="Microsoft JhengHei"/>
               <w:szCs w:val="24"/>
             </w:rPr>
-            <w:instrText xml:space="preserve"> HYPERLINK \l _Toc12446 </w:instrText>
+            <w:instrText xml:space="preserve"> HYPERLINK \l _Toc8835 </w:instrText>
           </w:r>
           <w:r>
             <w:rPr>
@@ -1945,7 +1945,7 @@
             <w:fldChar w:fldCharType="begin"/>
           </w:r>
           <w:r>
-            <w:instrText xml:space="preserve"> PAGEREF _Toc12446 \h </w:instrText>
+            <w:instrText xml:space="preserve"> PAGEREF _Toc8835 \h </w:instrText>
           </w:r>
           <w:r>
             <w:fldChar w:fldCharType="separate"/>
@@ -1983,7 +1983,7 @@
               <w:rFonts w:hint="eastAsia" w:ascii="Microsoft JhengHei" w:hAnsi="Microsoft JhengHei" w:eastAsia="Microsoft JhengHei" w:cs="Microsoft JhengHei"/>
               <w:szCs w:val="24"/>
             </w:rPr>
-            <w:instrText xml:space="preserve"> HYPERLINK \l _Toc9128 </w:instrText>
+            <w:instrText xml:space="preserve"> HYPERLINK \l _Toc4233 </w:instrText>
           </w:r>
           <w:r>
             <w:rPr>
@@ -2008,7 +2008,7 @@
             <w:fldChar w:fldCharType="begin"/>
           </w:r>
           <w:r>
-            <w:instrText xml:space="preserve"> PAGEREF _Toc9128 \h </w:instrText>
+            <w:instrText xml:space="preserve"> PAGEREF _Toc4233 \h </w:instrText>
           </w:r>
           <w:r>
             <w:fldChar w:fldCharType="separate"/>
@@ -2046,7 +2046,7 @@
               <w:rFonts w:hint="eastAsia" w:ascii="Microsoft JhengHei" w:hAnsi="Microsoft JhengHei" w:eastAsia="Microsoft JhengHei" w:cs="Microsoft JhengHei"/>
               <w:szCs w:val="24"/>
             </w:rPr>
-            <w:instrText xml:space="preserve"> HYPERLINK \l _Toc23672 </w:instrText>
+            <w:instrText xml:space="preserve"> HYPERLINK \l _Toc14957 </w:instrText>
           </w:r>
           <w:r>
             <w:rPr>
@@ -2075,7 +2075,7 @@
             <w:fldChar w:fldCharType="begin"/>
           </w:r>
           <w:r>
-            <w:instrText xml:space="preserve"> PAGEREF _Toc23672 \h </w:instrText>
+            <w:instrText xml:space="preserve"> PAGEREF _Toc14957 \h </w:instrText>
           </w:r>
           <w:r>
             <w:fldChar w:fldCharType="separate"/>
@@ -2113,7 +2113,7 @@
               <w:rFonts w:hint="eastAsia" w:ascii="Microsoft JhengHei" w:hAnsi="Microsoft JhengHei" w:eastAsia="Microsoft JhengHei" w:cs="Microsoft JhengHei"/>
               <w:szCs w:val="24"/>
             </w:rPr>
-            <w:instrText xml:space="preserve"> HYPERLINK \l _Toc686 </w:instrText>
+            <w:instrText xml:space="preserve"> HYPERLINK \l _Toc13899 </w:instrText>
           </w:r>
           <w:r>
             <w:rPr>
@@ -2143,7 +2143,7 @@
             <w:fldChar w:fldCharType="begin"/>
           </w:r>
           <w:r>
-            <w:instrText xml:space="preserve"> PAGEREF _Toc686 \h </w:instrText>
+            <w:instrText xml:space="preserve"> PAGEREF _Toc13899 \h </w:instrText>
           </w:r>
           <w:r>
             <w:fldChar w:fldCharType="separate"/>
@@ -2181,7 +2181,7 @@
               <w:rFonts w:hint="eastAsia" w:ascii="Microsoft JhengHei" w:hAnsi="Microsoft JhengHei" w:eastAsia="Microsoft JhengHei" w:cs="Microsoft JhengHei"/>
               <w:szCs w:val="24"/>
             </w:rPr>
-            <w:instrText xml:space="preserve"> HYPERLINK \l _Toc19153 </w:instrText>
+            <w:instrText xml:space="preserve"> HYPERLINK \l _Toc5565 </w:instrText>
           </w:r>
           <w:r>
             <w:rPr>
@@ -2211,7 +2211,7 @@
             <w:fldChar w:fldCharType="begin"/>
           </w:r>
           <w:r>
-            <w:instrText xml:space="preserve"> PAGEREF _Toc19153 \h </w:instrText>
+            <w:instrText xml:space="preserve"> PAGEREF _Toc5565 \h </w:instrText>
           </w:r>
           <w:r>
             <w:fldChar w:fldCharType="separate"/>
@@ -2249,7 +2249,7 @@
               <w:rFonts w:hint="eastAsia" w:ascii="Microsoft JhengHei" w:hAnsi="Microsoft JhengHei" w:eastAsia="Microsoft JhengHei" w:cs="Microsoft JhengHei"/>
               <w:szCs w:val="24"/>
             </w:rPr>
-            <w:instrText xml:space="preserve"> HYPERLINK \l _Toc31750 </w:instrText>
+            <w:instrText xml:space="preserve"> HYPERLINK \l _Toc32566 </w:instrText>
           </w:r>
           <w:r>
             <w:rPr>
@@ -2274,7 +2274,7 @@
             <w:fldChar w:fldCharType="begin"/>
           </w:r>
           <w:r>
-            <w:instrText xml:space="preserve"> PAGEREF _Toc31750 \h </w:instrText>
+            <w:instrText xml:space="preserve"> PAGEREF _Toc32566 \h </w:instrText>
           </w:r>
           <w:r>
             <w:fldChar w:fldCharType="separate"/>
@@ -2312,7 +2312,7 @@
               <w:rFonts w:hint="eastAsia" w:ascii="Microsoft JhengHei" w:hAnsi="Microsoft JhengHei" w:eastAsia="Microsoft JhengHei" w:cs="Microsoft JhengHei"/>
               <w:szCs w:val="24"/>
             </w:rPr>
-            <w:instrText xml:space="preserve"> HYPERLINK \l _Toc23995 </w:instrText>
+            <w:instrText xml:space="preserve"> HYPERLINK \l _Toc26771 </w:instrText>
           </w:r>
           <w:r>
             <w:rPr>
@@ -2337,7 +2337,7 @@
             <w:fldChar w:fldCharType="begin"/>
           </w:r>
           <w:r>
-            <w:instrText xml:space="preserve"> PAGEREF _Toc23995 \h </w:instrText>
+            <w:instrText xml:space="preserve"> PAGEREF _Toc26771 \h </w:instrText>
           </w:r>
           <w:r>
             <w:fldChar w:fldCharType="separate"/>
@@ -2375,7 +2375,7 @@
               <w:rFonts w:hint="eastAsia" w:ascii="Microsoft JhengHei" w:hAnsi="Microsoft JhengHei" w:eastAsia="Microsoft JhengHei" w:cs="Microsoft JhengHei"/>
               <w:szCs w:val="24"/>
             </w:rPr>
-            <w:instrText xml:space="preserve"> HYPERLINK \l _Toc25104 </w:instrText>
+            <w:instrText xml:space="preserve"> HYPERLINK \l _Toc17301 </w:instrText>
           </w:r>
           <w:r>
             <w:rPr>
@@ -2400,7 +2400,7 @@
             <w:fldChar w:fldCharType="begin"/>
           </w:r>
           <w:r>
-            <w:instrText xml:space="preserve"> PAGEREF _Toc25104 \h </w:instrText>
+            <w:instrText xml:space="preserve"> PAGEREF _Toc17301 \h </w:instrText>
           </w:r>
           <w:r>
             <w:fldChar w:fldCharType="separate"/>
@@ -2438,7 +2438,7 @@
               <w:rFonts w:hint="eastAsia" w:ascii="Microsoft JhengHei" w:hAnsi="Microsoft JhengHei" w:eastAsia="Microsoft JhengHei" w:cs="Microsoft JhengHei"/>
               <w:szCs w:val="24"/>
             </w:rPr>
-            <w:instrText xml:space="preserve"> HYPERLINK \l _Toc31843 </w:instrText>
+            <w:instrText xml:space="preserve"> HYPERLINK \l _Toc5105 </w:instrText>
           </w:r>
           <w:r>
             <w:rPr>
@@ -2463,13 +2463,13 @@
             <w:fldChar w:fldCharType="begin"/>
           </w:r>
           <w:r>
-            <w:instrText xml:space="preserve"> PAGEREF _Toc31843 \h </w:instrText>
+            <w:instrText xml:space="preserve"> PAGEREF _Toc5105 \h </w:instrText>
           </w:r>
           <w:r>
             <w:fldChar w:fldCharType="separate"/>
           </w:r>
           <w:r>
-            <w:t>9</w:t>
+            <w:t>10</w:t>
           </w:r>
           <w:r>
             <w:fldChar w:fldCharType="end"/>
@@ -2501,7 +2501,7 @@
               <w:rFonts w:hint="eastAsia" w:ascii="Microsoft JhengHei" w:hAnsi="Microsoft JhengHei" w:eastAsia="Microsoft JhengHei" w:cs="Microsoft JhengHei"/>
               <w:szCs w:val="24"/>
             </w:rPr>
-            <w:instrText xml:space="preserve"> HYPERLINK \l _Toc3175 </w:instrText>
+            <w:instrText xml:space="preserve"> HYPERLINK \l _Toc19110 </w:instrText>
           </w:r>
           <w:r>
             <w:rPr>
@@ -2526,13 +2526,13 @@
             <w:fldChar w:fldCharType="begin"/>
           </w:r>
           <w:r>
-            <w:instrText xml:space="preserve"> PAGEREF _Toc3175 \h </w:instrText>
+            <w:instrText xml:space="preserve"> PAGEREF _Toc19110 \h </w:instrText>
           </w:r>
           <w:r>
             <w:fldChar w:fldCharType="separate"/>
           </w:r>
           <w:r>
-            <w:t>10</w:t>
+            <w:t>11</w:t>
           </w:r>
           <w:r>
             <w:fldChar w:fldCharType="end"/>
@@ -2564,7 +2564,7 @@
               <w:rFonts w:hint="eastAsia" w:ascii="Microsoft JhengHei" w:hAnsi="Microsoft JhengHei" w:eastAsia="Microsoft JhengHei" w:cs="Microsoft JhengHei"/>
               <w:szCs w:val="24"/>
             </w:rPr>
-            <w:instrText xml:space="preserve"> HYPERLINK \l _Toc145 </w:instrText>
+            <w:instrText xml:space="preserve"> HYPERLINK \l _Toc2906 </w:instrText>
           </w:r>
           <w:r>
             <w:rPr>
@@ -2589,13 +2589,13 @@
             <w:fldChar w:fldCharType="begin"/>
           </w:r>
           <w:r>
-            <w:instrText xml:space="preserve"> PAGEREF _Toc145 \h </w:instrText>
+            <w:instrText xml:space="preserve"> PAGEREF _Toc2906 \h </w:instrText>
           </w:r>
           <w:r>
             <w:fldChar w:fldCharType="separate"/>
           </w:r>
           <w:r>
-            <w:t>10</w:t>
+            <w:t>11</w:t>
           </w:r>
           <w:r>
             <w:fldChar w:fldCharType="end"/>
@@ -2627,7 +2627,7 @@
               <w:rFonts w:hint="eastAsia" w:ascii="Microsoft JhengHei" w:hAnsi="Microsoft JhengHei" w:eastAsia="Microsoft JhengHei" w:cs="Microsoft JhengHei"/>
               <w:szCs w:val="24"/>
             </w:rPr>
-            <w:instrText xml:space="preserve"> HYPERLINK \l _Toc13285 </w:instrText>
+            <w:instrText xml:space="preserve"> HYPERLINK \l _Toc17971 </w:instrText>
           </w:r>
           <w:r>
             <w:rPr>
@@ -2652,13 +2652,13 @@
             <w:fldChar w:fldCharType="begin"/>
           </w:r>
           <w:r>
-            <w:instrText xml:space="preserve"> PAGEREF _Toc13285 \h </w:instrText>
+            <w:instrText xml:space="preserve"> PAGEREF _Toc17971 \h </w:instrText>
           </w:r>
           <w:r>
             <w:fldChar w:fldCharType="separate"/>
           </w:r>
           <w:r>
-            <w:t>10</w:t>
+            <w:t>11</w:t>
           </w:r>
           <w:r>
             <w:fldChar w:fldCharType="end"/>
@@ -2690,7 +2690,7 @@
               <w:rFonts w:hint="eastAsia" w:ascii="Microsoft JhengHei" w:hAnsi="Microsoft JhengHei" w:eastAsia="Microsoft JhengHei" w:cs="Microsoft JhengHei"/>
               <w:szCs w:val="24"/>
             </w:rPr>
-            <w:instrText xml:space="preserve"> HYPERLINK \l _Toc13599 </w:instrText>
+            <w:instrText xml:space="preserve"> HYPERLINK \l _Toc23676 </w:instrText>
           </w:r>
           <w:r>
             <w:rPr>
@@ -2720,13 +2720,13 @@
             <w:fldChar w:fldCharType="begin"/>
           </w:r>
           <w:r>
-            <w:instrText xml:space="preserve"> PAGEREF _Toc13599 \h </w:instrText>
+            <w:instrText xml:space="preserve"> PAGEREF _Toc23676 \h </w:instrText>
           </w:r>
           <w:r>
             <w:fldChar w:fldCharType="separate"/>
           </w:r>
           <w:r>
-            <w:t>10</w:t>
+            <w:t>11</w:t>
           </w:r>
           <w:r>
             <w:fldChar w:fldCharType="end"/>
@@ -2758,7 +2758,7 @@
               <w:rFonts w:hint="eastAsia" w:ascii="Microsoft JhengHei" w:hAnsi="Microsoft JhengHei" w:eastAsia="Microsoft JhengHei" w:cs="Microsoft JhengHei"/>
               <w:szCs w:val="24"/>
             </w:rPr>
-            <w:instrText xml:space="preserve"> HYPERLINK \l _Toc16317 </w:instrText>
+            <w:instrText xml:space="preserve"> HYPERLINK \l _Toc19474 </w:instrText>
           </w:r>
           <w:r>
             <w:rPr>
@@ -2788,13 +2788,13 @@
             <w:fldChar w:fldCharType="begin"/>
           </w:r>
           <w:r>
-            <w:instrText xml:space="preserve"> PAGEREF _Toc16317 \h </w:instrText>
+            <w:instrText xml:space="preserve"> PAGEREF _Toc19474 \h </w:instrText>
           </w:r>
           <w:r>
             <w:fldChar w:fldCharType="separate"/>
           </w:r>
           <w:r>
-            <w:t>10</w:t>
+            <w:t>11</w:t>
           </w:r>
           <w:r>
             <w:fldChar w:fldCharType="end"/>
@@ -2826,7 +2826,7 @@
               <w:rFonts w:hint="eastAsia" w:ascii="Microsoft JhengHei" w:hAnsi="Microsoft JhengHei" w:eastAsia="Microsoft JhengHei" w:cs="Microsoft JhengHei"/>
               <w:szCs w:val="24"/>
             </w:rPr>
-            <w:instrText xml:space="preserve"> HYPERLINK \l _Toc5429 </w:instrText>
+            <w:instrText xml:space="preserve"> HYPERLINK \l _Toc4397 </w:instrText>
           </w:r>
           <w:r>
             <w:rPr>
@@ -2851,13 +2851,13 @@
             <w:fldChar w:fldCharType="begin"/>
           </w:r>
           <w:r>
-            <w:instrText xml:space="preserve"> PAGEREF _Toc5429 \h </w:instrText>
+            <w:instrText xml:space="preserve"> PAGEREF _Toc4397 \h </w:instrText>
           </w:r>
           <w:r>
             <w:fldChar w:fldCharType="separate"/>
           </w:r>
           <w:r>
-            <w:t>10</w:t>
+            <w:t>11</w:t>
           </w:r>
           <w:r>
             <w:fldChar w:fldCharType="end"/>
@@ -2889,7 +2889,7 @@
               <w:rFonts w:hint="eastAsia" w:ascii="Microsoft JhengHei" w:hAnsi="Microsoft JhengHei" w:eastAsia="Microsoft JhengHei" w:cs="Microsoft JhengHei"/>
               <w:szCs w:val="24"/>
             </w:rPr>
-            <w:instrText xml:space="preserve"> HYPERLINK \l _Toc5192 </w:instrText>
+            <w:instrText xml:space="preserve"> HYPERLINK \l _Toc17591 </w:instrText>
           </w:r>
           <w:r>
             <w:rPr>
@@ -2914,13 +2914,13 @@
             <w:fldChar w:fldCharType="begin"/>
           </w:r>
           <w:r>
-            <w:instrText xml:space="preserve"> PAGEREF _Toc5192 \h </w:instrText>
+            <w:instrText xml:space="preserve"> PAGEREF _Toc17591 \h </w:instrText>
           </w:r>
           <w:r>
             <w:fldChar w:fldCharType="separate"/>
           </w:r>
           <w:r>
-            <w:t>11</w:t>
+            <w:t>12</w:t>
           </w:r>
           <w:r>
             <w:fldChar w:fldCharType="end"/>
@@ -2964,7 +2964,7 @@
         <w:keepLines w:val="0"/>
         <w:widowControl w:val="0"/>
       </w:pPr>
-      <w:bookmarkStart w:id="3" w:name="_Toc12233"/>
+      <w:bookmarkStart w:id="3" w:name="_Toc16271"/>
       <w:r>
         <w:t>目的</w:t>
       </w:r>
@@ -2992,7 +2992,7 @@
         <w:keepLines w:val="0"/>
         <w:widowControl w:val="0"/>
       </w:pPr>
-      <w:bookmarkStart w:id="4" w:name="_Toc26888"/>
+      <w:bookmarkStart w:id="4" w:name="_Toc4076"/>
       <w:r>
         <w:t>范围</w:t>
       </w:r>
@@ -3032,7 +3032,7 @@
         <w:keepLines w:val="0"/>
         <w:widowControl w:val="0"/>
       </w:pPr>
-      <w:bookmarkStart w:id="5" w:name="_Toc25367"/>
+      <w:bookmarkStart w:id="5" w:name="_Toc24068"/>
       <w:r>
         <w:t>定义</w:t>
       </w:r>
@@ -3081,7 +3081,7 @@
         <w:keepLines w:val="0"/>
         <w:widowControl w:val="0"/>
       </w:pPr>
-      <w:bookmarkStart w:id="6" w:name="_Toc3187"/>
+      <w:bookmarkStart w:id="6" w:name="_Toc30239"/>
       <w:r>
         <w:t>输入与输出</w:t>
       </w:r>
@@ -3099,7 +3099,7 @@
       </w:pPr>
       <w:bookmarkStart w:id="7" w:name="bookmark25"/>
       <w:bookmarkEnd w:id="7"/>
-      <w:bookmarkStart w:id="8" w:name="_Toc28407"/>
+      <w:bookmarkStart w:id="8" w:name="_Toc9943"/>
       <w:r>
         <w:t>主要输入</w:t>
       </w:r>
@@ -3669,7 +3669,7 @@
           <w:tab w:val="left" w:pos="420"/>
         </w:tabs>
       </w:pPr>
-      <w:bookmarkStart w:id="9" w:name="_Toc31761"/>
+      <w:bookmarkStart w:id="9" w:name="_Toc26884"/>
       <w:r>
         <w:t>主要输出</w:t>
       </w:r>
@@ -3875,7 +3875,7 @@
         <w:keepLines w:val="0"/>
         <w:widowControl w:val="0"/>
       </w:pPr>
-      <w:bookmarkStart w:id="10" w:name="_Toc1414"/>
+      <w:bookmarkStart w:id="10" w:name="_Toc10031"/>
       <w:r>
         <w:t>职责权限</w:t>
       </w:r>
@@ -4516,7 +4516,7 @@
         <w:pStyle w:val="28"/>
         <w:bidi w:val="0"/>
       </w:pPr>
-      <w:bookmarkStart w:id="11" w:name="_Toc10955"/>
+      <w:bookmarkStart w:id="11" w:name="_Toc6537"/>
       <w:r>
         <w:t>服务目录管理机制</w:t>
       </w:r>
@@ -4529,7 +4529,7 @@
       </w:pPr>
       <w:bookmarkStart w:id="12" w:name="bookmark26"/>
       <w:bookmarkEnd w:id="12"/>
-      <w:bookmarkStart w:id="13" w:name="_Toc14913"/>
+      <w:bookmarkStart w:id="13" w:name="_Toc19227"/>
       <w:r>
         <w:t>服务目录内容</w:t>
       </w:r>
@@ -4605,7 +4605,7 @@
           <w:tab w:val="left" w:pos="420"/>
         </w:tabs>
       </w:pPr>
-      <w:bookmarkStart w:id="14" w:name="_Toc382"/>
+      <w:bookmarkStart w:id="14" w:name="_Toc12016"/>
       <w:r>
         <w:t>受众和目标</w:t>
       </w:r>
@@ -4647,7 +4647,7 @@
           <w:tab w:val="left" w:pos="420"/>
         </w:tabs>
       </w:pPr>
-      <w:bookmarkStart w:id="15" w:name="_Toc12446"/>
+      <w:bookmarkStart w:id="15" w:name="_Toc8835"/>
       <w:r>
         <w:t>基本要求</w:t>
       </w:r>
@@ -4738,7 +4738,7 @@
           <w:tab w:val="left" w:pos="420"/>
         </w:tabs>
       </w:pPr>
-      <w:bookmarkStart w:id="16" w:name="_Toc9128"/>
+      <w:bookmarkStart w:id="16" w:name="_Toc4233"/>
       <w:r>
         <w:t>内容形式</w:t>
       </w:r>
@@ -4770,7 +4770,26 @@
         <w:t>、</w:t>
       </w:r>
       <w:r>
-        <w:t>交付成果等）。</w:t>
+        <w:t>交付成果</w:t>
+      </w:r>
+      <w:r>
+        <w:rPr>
+          <w:rFonts w:hint="eastAsia"/>
+          <w:lang w:eastAsia="zh-CN"/>
+        </w:rPr>
+        <w:t>、</w:t>
+      </w:r>
+      <w:r>
+        <w:rPr>
+          <w:rFonts w:hint="eastAsia"/>
+          <w:lang w:val="en-US" w:eastAsia="zh-CN"/>
+        </w:rPr>
+        <w:t>服务简介</w:t>
+      </w:r>
+      <w:bookmarkStart w:id="34" w:name="_GoBack"/>
+      <w:bookmarkEnd w:id="34"/>
+      <w:r>
+        <w:t>等）。</w:t>
       </w:r>
     </w:p>
     <w:p>
@@ -4802,7 +4821,7 @@
           <w:tab w:val="left" w:pos="420"/>
         </w:tabs>
       </w:pPr>
-      <w:bookmarkStart w:id="17" w:name="_Toc23672"/>
+      <w:bookmarkStart w:id="17" w:name="_Toc14957"/>
       <w:r>
         <w:rPr>
           <w:rFonts w:hint="eastAsia"/>
@@ -4841,7 +4860,7 @@
           <w:lang w:eastAsia="zh-CN"/>
         </w:rPr>
       </w:pPr>
-      <w:bookmarkStart w:id="18" w:name="_Toc686"/>
+      <w:bookmarkStart w:id="18" w:name="_Toc13899"/>
       <w:r>
         <w:rPr>
           <w:rFonts w:hint="eastAsia"/>
@@ -4910,6 +4929,7 @@
     </w:p>
     <w:tbl>
       <w:tblPr>
+        <w:tblStyle w:val="21"/>
         <w:tblW w:w="8692" w:type="dxa"/>
         <w:jc w:val="center"/>
         <w:tblBorders>
@@ -5012,7 +5032,6 @@
                 <w:kern w:val="0"/>
                 <w:sz w:val="18"/>
                 <w:szCs w:val="18"/>
-                <w:bdr w:val="none" w:color="auto" w:sz="0" w:space="0"/>
                 <w:lang w:val="en-US" w:eastAsia="zh-CN" w:bidi="ar"/>
               </w:rPr>
               <w:t>步骤</w:t>
@@ -5073,7 +5092,6 @@
                 <w:kern w:val="0"/>
                 <w:sz w:val="18"/>
                 <w:szCs w:val="18"/>
-                <w:bdr w:val="none" w:color="auto" w:sz="0" w:space="0"/>
                 <w:lang w:val="en-US" w:eastAsia="zh-CN" w:bidi="ar"/>
               </w:rPr>
               <w:t>活动名称</w:t>
@@ -5134,7 +5152,6 @@
                 <w:kern w:val="0"/>
                 <w:sz w:val="18"/>
                 <w:szCs w:val="18"/>
-                <w:bdr w:val="none" w:color="auto" w:sz="0" w:space="0"/>
                 <w:lang w:val="en-US" w:eastAsia="zh-CN" w:bidi="ar"/>
               </w:rPr>
               <w:t>责任主体</w:t>
@@ -5195,7 +5212,6 @@
                 <w:kern w:val="0"/>
                 <w:sz w:val="18"/>
                 <w:szCs w:val="18"/>
-                <w:bdr w:val="none" w:color="auto" w:sz="0" w:space="0"/>
                 <w:lang w:val="en-US" w:eastAsia="zh-CN" w:bidi="ar"/>
               </w:rPr>
               <w:t>说明</w:t>
@@ -5213,6 +5229,7 @@
             <w:insideH w:val="none" w:color="auto" w:sz="0" w:space="0"/>
             <w:insideV w:val="none" w:color="auto" w:sz="0" w:space="0"/>
           </w:tblBorders>
+          <w:shd w:val="clear" w:color="auto" w:fill="auto"/>
           <w:tblCellMar>
             <w:top w:w="15" w:type="dxa"/>
             <w:left w:w="15" w:type="dxa"/>
@@ -5276,7 +5293,6 @@
                 <w:kern w:val="0"/>
                 <w:sz w:val="18"/>
                 <w:szCs w:val="18"/>
-                <w:bdr w:val="none" w:color="auto" w:sz="0" w:space="0"/>
                 <w:lang w:val="en-US" w:eastAsia="zh-CN" w:bidi="ar"/>
               </w:rPr>
               <w:t>1</w:t>
@@ -5335,7 +5351,6 @@
                 <w:kern w:val="0"/>
                 <w:sz w:val="18"/>
                 <w:szCs w:val="18"/>
-                <w:bdr w:val="none" w:color="auto" w:sz="0" w:space="0"/>
                 <w:lang w:val="en-US" w:eastAsia="zh-CN" w:bidi="ar"/>
               </w:rPr>
               <w:t>发布申请</w:t>
@@ -5394,7 +5409,6 @@
                 <w:kern w:val="0"/>
                 <w:sz w:val="18"/>
                 <w:szCs w:val="18"/>
-                <w:bdr w:val="none" w:color="auto" w:sz="0" w:space="0"/>
                 <w:lang w:val="en-US" w:eastAsia="zh-CN" w:bidi="ar"/>
               </w:rPr>
               <w:t>服务目录负责人</w:t>
@@ -5453,7 +5467,6 @@
                 <w:kern w:val="0"/>
                 <w:sz w:val="18"/>
                 <w:szCs w:val="18"/>
-                <w:bdr w:val="none" w:color="auto" w:sz="0" w:space="0"/>
                 <w:lang w:val="en-US" w:eastAsia="zh-CN" w:bidi="ar"/>
               </w:rPr>
               <w:t>服务目录编制或修订完成后，由服务目录负责人填写《服务目录发布申请表》，明确变更内容、影响范围及发布原因。</w:t>
@@ -5471,6 +5484,7 @@
             <w:insideH w:val="none" w:color="auto" w:sz="0" w:space="0"/>
             <w:insideV w:val="none" w:color="auto" w:sz="0" w:space="0"/>
           </w:tblBorders>
+          <w:shd w:val="clear" w:color="auto" w:fill="auto"/>
           <w:tblCellMar>
             <w:top w:w="15" w:type="dxa"/>
             <w:left w:w="15" w:type="dxa"/>
@@ -5534,7 +5548,6 @@
                 <w:kern w:val="0"/>
                 <w:sz w:val="18"/>
                 <w:szCs w:val="18"/>
-                <w:bdr w:val="none" w:color="auto" w:sz="0" w:space="0"/>
                 <w:lang w:val="en-US" w:eastAsia="zh-CN" w:bidi="ar"/>
               </w:rPr>
               <w:t>2</w:t>
@@ -5593,7 +5606,6 @@
                 <w:kern w:val="0"/>
                 <w:sz w:val="18"/>
                 <w:szCs w:val="18"/>
-                <w:bdr w:val="none" w:color="auto" w:sz="0" w:space="0"/>
                 <w:lang w:val="en-US" w:eastAsia="zh-CN" w:bidi="ar"/>
               </w:rPr>
               <w:t>审核</w:t>
@@ -5652,7 +5664,6 @@
                 <w:kern w:val="0"/>
                 <w:sz w:val="18"/>
                 <w:szCs w:val="18"/>
-                <w:bdr w:val="none" w:color="auto" w:sz="0" w:space="0"/>
                 <w:lang w:val="en-US" w:eastAsia="zh-CN" w:bidi="ar"/>
               </w:rPr>
               <w:t>运维部经理</w:t>
@@ -5711,7 +5722,6 @@
                 <w:kern w:val="0"/>
                 <w:sz w:val="18"/>
                 <w:szCs w:val="18"/>
-                <w:bdr w:val="none" w:color="auto" w:sz="0" w:space="0"/>
                 <w:lang w:val="en-US" w:eastAsia="zh-CN" w:bidi="ar"/>
               </w:rPr>
               <w:t>运维部经理对服务目录的完整性、准确性进行审核，确认服务目录与公司当前运维服务能力相匹配。</w:t>
@@ -5729,6 +5739,7 @@
             <w:insideH w:val="none" w:color="auto" w:sz="0" w:space="0"/>
             <w:insideV w:val="none" w:color="auto" w:sz="0" w:space="0"/>
           </w:tblBorders>
+          <w:shd w:val="clear" w:color="auto" w:fill="auto"/>
           <w:tblCellMar>
             <w:top w:w="15" w:type="dxa"/>
             <w:left w:w="15" w:type="dxa"/>
@@ -5792,7 +5803,6 @@
                 <w:kern w:val="0"/>
                 <w:sz w:val="18"/>
                 <w:szCs w:val="18"/>
-                <w:bdr w:val="none" w:color="auto" w:sz="0" w:space="0"/>
                 <w:lang w:val="en-US" w:eastAsia="zh-CN" w:bidi="ar"/>
               </w:rPr>
               <w:t>3</w:t>
@@ -5851,7 +5861,6 @@
                 <w:kern w:val="0"/>
                 <w:sz w:val="18"/>
                 <w:szCs w:val="18"/>
-                <w:bdr w:val="none" w:color="auto" w:sz="0" w:space="0"/>
                 <w:lang w:val="en-US" w:eastAsia="zh-CN" w:bidi="ar"/>
               </w:rPr>
               <w:t>批准</w:t>
@@ -5910,7 +5919,6 @@
                 <w:kern w:val="0"/>
                 <w:sz w:val="18"/>
                 <w:szCs w:val="18"/>
-                <w:bdr w:val="none" w:color="auto" w:sz="0" w:space="0"/>
                 <w:lang w:val="en-US" w:eastAsia="zh-CN" w:bidi="ar"/>
               </w:rPr>
               <w:t>公司副总经理</w:t>
@@ -5969,7 +5977,6 @@
                 <w:kern w:val="0"/>
                 <w:sz w:val="18"/>
                 <w:szCs w:val="18"/>
-                <w:bdr w:val="none" w:color="auto" w:sz="0" w:space="0"/>
                 <w:lang w:val="en-US" w:eastAsia="zh-CN" w:bidi="ar"/>
               </w:rPr>
               <w:t>公司副总经理对服务目录进行最终批准，确认可对外发布。</w:t>
@@ -5987,6 +5994,7 @@
             <w:insideH w:val="none" w:color="auto" w:sz="0" w:space="0"/>
             <w:insideV w:val="none" w:color="auto" w:sz="0" w:space="0"/>
           </w:tblBorders>
+          <w:shd w:val="clear" w:color="auto" w:fill="auto"/>
           <w:tblCellMar>
             <w:top w:w="15" w:type="dxa"/>
             <w:left w:w="15" w:type="dxa"/>
@@ -6050,7 +6058,6 @@
                 <w:kern w:val="0"/>
                 <w:sz w:val="18"/>
                 <w:szCs w:val="18"/>
-                <w:bdr w:val="none" w:color="auto" w:sz="0" w:space="0"/>
                 <w:lang w:val="en-US" w:eastAsia="zh-CN" w:bidi="ar"/>
               </w:rPr>
               <w:t>4</w:t>
@@ -6109,7 +6116,6 @@
                 <w:kern w:val="0"/>
                 <w:sz w:val="18"/>
                 <w:szCs w:val="18"/>
-                <w:bdr w:val="none" w:color="auto" w:sz="0" w:space="0"/>
                 <w:lang w:val="en-US" w:eastAsia="zh-CN" w:bidi="ar"/>
               </w:rPr>
               <w:t>发布通知</w:t>
@@ -6168,7 +6174,6 @@
                 <w:kern w:val="0"/>
                 <w:sz w:val="18"/>
                 <w:szCs w:val="18"/>
-                <w:bdr w:val="none" w:color="auto" w:sz="0" w:space="0"/>
                 <w:lang w:val="en-US" w:eastAsia="zh-CN" w:bidi="ar"/>
               </w:rPr>
               <w:t>服务目录负责人</w:t>
@@ -6227,7 +6232,6 @@
                 <w:kern w:val="0"/>
                 <w:sz w:val="18"/>
                 <w:szCs w:val="18"/>
-                <w:bdr w:val="none" w:color="auto" w:sz="0" w:space="0"/>
                 <w:lang w:val="en-US" w:eastAsia="zh-CN" w:bidi="ar"/>
               </w:rPr>
               <w:t>服务目录负责人通过邮件或公司OA系统，向运维部、质量部及相关项目组发送发布通知，告知服务目录的版本号、生效日期及存储位置。</w:t>
@@ -6245,6 +6249,7 @@
             <w:insideH w:val="none" w:color="auto" w:sz="0" w:space="0"/>
             <w:insideV w:val="none" w:color="auto" w:sz="0" w:space="0"/>
           </w:tblBorders>
+          <w:shd w:val="clear" w:color="auto" w:fill="auto"/>
           <w:tblCellMar>
             <w:top w:w="15" w:type="dxa"/>
             <w:left w:w="15" w:type="dxa"/>
@@ -6308,7 +6313,6 @@
                 <w:kern w:val="0"/>
                 <w:sz w:val="18"/>
                 <w:szCs w:val="18"/>
-                <w:bdr w:val="none" w:color="auto" w:sz="0" w:space="0"/>
                 <w:lang w:val="en-US" w:eastAsia="zh-CN" w:bidi="ar"/>
               </w:rPr>
               <w:t>5</w:t>
@@ -6367,7 +6371,6 @@
                 <w:kern w:val="0"/>
                 <w:sz w:val="18"/>
                 <w:szCs w:val="18"/>
-                <w:bdr w:val="none" w:color="auto" w:sz="0" w:space="0"/>
                 <w:lang w:val="en-US" w:eastAsia="zh-CN" w:bidi="ar"/>
               </w:rPr>
               <w:t>存档</w:t>
@@ -6426,7 +6429,6 @@
                 <w:kern w:val="0"/>
                 <w:sz w:val="18"/>
                 <w:szCs w:val="18"/>
-                <w:bdr w:val="none" w:color="auto" w:sz="0" w:space="0"/>
                 <w:lang w:val="en-US" w:eastAsia="zh-CN" w:bidi="ar"/>
               </w:rPr>
               <w:t>服务目录负责人</w:t>
@@ -6485,7 +6487,6 @@
                 <w:kern w:val="0"/>
                 <w:sz w:val="18"/>
                 <w:szCs w:val="18"/>
-                <w:bdr w:val="none" w:color="auto" w:sz="0" w:space="0"/>
                 <w:lang w:val="en-US" w:eastAsia="zh-CN" w:bidi="ar"/>
               </w:rPr>
               <w:t>将批准后的服务目录文档存档至指定文档管理系统，并更新文档版本记录。</w:t>
@@ -6524,7 +6525,7 @@
           <w:lang w:eastAsia="zh-CN"/>
         </w:rPr>
       </w:pPr>
-      <w:bookmarkStart w:id="19" w:name="_Toc19153"/>
+      <w:bookmarkStart w:id="19" w:name="_Toc5565"/>
       <w:r>
         <w:rPr>
           <w:rFonts w:hint="eastAsia"/>
@@ -6560,7 +6561,7 @@
         <w:keepLines w:val="0"/>
         <w:widowControl w:val="0"/>
       </w:pPr>
-      <w:bookmarkStart w:id="20" w:name="_Toc31750"/>
+      <w:bookmarkStart w:id="20" w:name="_Toc32566"/>
       <w:r>
         <w:t>服务目录管理流程</w:t>
       </w:r>
@@ -6588,7 +6589,7 @@
           <w:tab w:val="left" w:pos="420"/>
         </w:tabs>
       </w:pPr>
-      <w:bookmarkStart w:id="22" w:name="_Toc23995"/>
+      <w:bookmarkStart w:id="22" w:name="_Toc26771"/>
       <w:r>
         <w:t>管理流程图</w:t>
       </w:r>
@@ -6656,7 +6657,7 @@
           <w:tab w:val="left" w:pos="420"/>
         </w:tabs>
       </w:pPr>
-      <w:bookmarkStart w:id="23" w:name="_Toc25104"/>
+      <w:bookmarkStart w:id="23" w:name="_Toc17301"/>
       <w:r>
         <w:t>过程描述</w:t>
       </w:r>
@@ -7384,8 +7385,6 @@
               </w:rPr>
               <w:t>的协助下，构建</w:t>
             </w:r>
-            <w:bookmarkStart w:id="34" w:name="_GoBack"/>
-            <w:bookmarkEnd w:id="34"/>
             <w:r>
               <w:rPr>
                 <w:rFonts w:ascii="宋体" w:hAnsi="宋体" w:cs="宋体"/>
@@ -8470,7 +8469,7 @@
         <w:keepLines w:val="0"/>
         <w:widowControl w:val="0"/>
       </w:pPr>
-      <w:bookmarkStart w:id="24" w:name="_Toc31843"/>
+      <w:bookmarkStart w:id="24" w:name="_Toc5105"/>
       <w:r>
         <w:t>服务目录价值</w:t>
       </w:r>
@@ -8528,7 +8527,7 @@
         <w:keepLines w:val="0"/>
         <w:widowControl w:val="0"/>
       </w:pPr>
-      <w:bookmarkStart w:id="25" w:name="_Toc3175"/>
+      <w:bookmarkStart w:id="25" w:name="_Toc19110"/>
       <w:r>
         <w:t>与其他过程的关系</w:t>
       </w:r>
@@ -8546,7 +8545,7 @@
       </w:pPr>
       <w:bookmarkStart w:id="26" w:name="bookmark28"/>
       <w:bookmarkEnd w:id="26"/>
-      <w:bookmarkStart w:id="27" w:name="_Toc145"/>
+      <w:bookmarkStart w:id="27" w:name="_Toc2906"/>
       <w:r>
         <w:t>与服务级别管理过程的关系</w:t>
       </w:r>
@@ -8583,7 +8582,7 @@
           <w:tab w:val="left" w:pos="420"/>
         </w:tabs>
       </w:pPr>
-      <w:bookmarkStart w:id="28" w:name="_Toc13285"/>
+      <w:bookmarkStart w:id="28" w:name="_Toc17971"/>
       <w:r>
         <w:t>与变更与发布管理过程的关系</w:t>
       </w:r>
@@ -8607,7 +8606,7 @@
           <w:lang w:val="en-US" w:eastAsia="zh-CN"/>
         </w:rPr>
       </w:pPr>
-      <w:bookmarkStart w:id="29" w:name="_Toc13599"/>
+      <w:bookmarkStart w:id="29" w:name="_Toc23676"/>
       <w:r>
         <w:rPr>
           <w:rFonts w:hint="eastAsia"/>
@@ -8643,7 +8642,7 @@
           <w:lang w:val="en-US" w:eastAsia="zh-CN"/>
         </w:rPr>
       </w:pPr>
-      <w:bookmarkStart w:id="30" w:name="_Toc16317"/>
+      <w:bookmarkStart w:id="30" w:name="_Toc19474"/>
       <w:r>
         <w:rPr>
           <w:rFonts w:hint="eastAsia"/>
@@ -8676,7 +8675,7 @@
         <w:keepLines w:val="0"/>
         <w:widowControl w:val="0"/>
       </w:pPr>
-      <w:bookmarkStart w:id="31" w:name="_Toc5429"/>
+      <w:bookmarkStart w:id="31" w:name="_Toc4397"/>
       <w:r>
         <w:t>服务目录管理过程持续改进</w:t>
       </w:r>
@@ -8819,7 +8818,7 @@
         <w:keepLines w:val="0"/>
         <w:widowControl w:val="0"/>
       </w:pPr>
-      <w:bookmarkStart w:id="32" w:name="_Toc5192"/>
+      <w:bookmarkStart w:id="32" w:name="_Toc17591"/>
       <w:r>
         <w:t>相关文件与记录</w:t>
       </w:r>
